--- a/项目/进度.docx
+++ b/项目/进度.docx
@@ -10,6 +10,235 @@
         <w:rPr>
           <w:rFonts w:hint="eastAsia"/>
         </w:rPr>
+        <w:t>方案说明</w:t>
+      </w:r>
+    </w:p>
+    <w:p>
+      <w:pPr>
+        <w:ind w:firstLine="480"/>
+      </w:pPr>
+      <w:r>
+        <w:rPr>
+          <w:rFonts w:hint="eastAsia"/>
+        </w:rPr>
+        <w:t>以下方案来源于清华项目报告和一般行业规范</w:t>
+      </w:r>
+    </w:p>
+    <w:p>
+      <w:pPr>
+        <w:ind w:firstLine="480"/>
+      </w:pPr>
+      <w:r>
+        <w:rPr>
+          <w:rFonts w:hint="eastAsia"/>
+        </w:rPr>
+        <w:t>经仿真、实验室试验、现场电梯实测三重验证，对钢丝绳磨损、松动、局部缺陷以及导轨</w:t>
+      </w:r>
+      <w:r>
+        <w:rPr>
+          <w:rFonts w:hint="eastAsia"/>
+        </w:rPr>
+        <w:t xml:space="preserve"> / </w:t>
+      </w:r>
+      <w:r>
+        <w:rPr>
+          <w:rFonts w:hint="eastAsia"/>
+        </w:rPr>
+        <w:t>导靴故障均具有良好识别能力，指标区分度明显，可实现故障判断与定位，工程应用有效</w:t>
+      </w:r>
+      <w:r>
+        <w:rPr>
+          <w:rFonts w:hint="eastAsia"/>
+        </w:rPr>
+        <w:t>。</w:t>
+      </w:r>
+    </w:p>
+    <w:tbl>
+      <w:tblPr>
+        <w:tblStyle w:val="af4"/>
+        <w:tblW w:w="0" w:type="auto"/>
+        <w:tblLook w:val="04A0" w:firstRow="1" w:lastRow="0" w:firstColumn="1" w:lastColumn="0" w:noHBand="0" w:noVBand="1"/>
+      </w:tblPr>
+      <w:tblGrid>
+        <w:gridCol w:w="4030"/>
+        <w:gridCol w:w="4266"/>
+      </w:tblGrid>
+      <w:tr>
+        <w:tc>
+          <w:tcPr>
+            <w:tcW w:w="4148" w:type="dxa"/>
+            <w:vAlign w:val="center"/>
+          </w:tcPr>
+          <w:p>
+            <w:pPr>
+              <w:ind w:firstLineChars="0" w:firstLine="0"/>
+              <w:jc w:val="center"/>
+              <w:rPr>
+                <w:rFonts w:hint="eastAsia"/>
+              </w:rPr>
+            </w:pPr>
+            <w:r>
+              <w:rPr>
+                <w:rFonts w:hint="eastAsia"/>
+              </w:rPr>
+              <w:t>仿真</w:t>
+            </w:r>
+          </w:p>
+        </w:tc>
+        <w:tc>
+          <w:tcPr>
+            <w:tcW w:w="4148" w:type="dxa"/>
+            <w:vAlign w:val="center"/>
+          </w:tcPr>
+          <w:p>
+            <w:pPr>
+              <w:ind w:firstLineChars="0" w:firstLine="0"/>
+              <w:jc w:val="center"/>
+              <w:rPr>
+                <w:rFonts w:hint="eastAsia"/>
+              </w:rPr>
+            </w:pPr>
+            <w:r>
+              <w:rPr>
+                <w:rFonts w:hint="eastAsia"/>
+              </w:rPr>
+              <w:t>实地测试</w:t>
+            </w:r>
+          </w:p>
+        </w:tc>
+      </w:tr>
+      <w:tr>
+        <w:tc>
+          <w:tcPr>
+            <w:tcW w:w="4148" w:type="dxa"/>
+            <w:vAlign w:val="center"/>
+          </w:tcPr>
+          <w:p>
+            <w:pPr>
+              <w:ind w:firstLineChars="0" w:firstLine="0"/>
+              <w:jc w:val="center"/>
+              <w:rPr>
+                <w:rFonts w:hint="eastAsia"/>
+              </w:rPr>
+            </w:pPr>
+            <w:r>
+              <w:drawing>
+                <wp:inline distT="0" distB="0" distL="0" distR="0" wp14:anchorId="379454A3" wp14:editId="62E98890">
+                  <wp:extent cx="2090290" cy="1440000"/>
+                  <wp:effectExtent l="0" t="0" r="5715" b="8255"/>
+                  <wp:docPr id="1" name="图片 1"/>
+                  <wp:cNvGraphicFramePr>
+                    <a:graphicFrameLocks xmlns:a="http://schemas.openxmlformats.org/drawingml/2006/main" noChangeAspect="1"/>
+                  </wp:cNvGraphicFramePr>
+                  <a:graphic xmlns:a="http://schemas.openxmlformats.org/drawingml/2006/main">
+                    <a:graphicData uri="http://schemas.openxmlformats.org/drawingml/2006/picture">
+                      <pic:pic xmlns:pic="http://schemas.openxmlformats.org/drawingml/2006/picture">
+                        <pic:nvPicPr>
+                          <pic:cNvPr id="1" name=""/>
+                          <pic:cNvPicPr/>
+                        </pic:nvPicPr>
+                        <pic:blipFill>
+                          <a:blip r:embed="rId7"/>
+                          <a:stretch>
+                            <a:fillRect/>
+                          </a:stretch>
+                        </pic:blipFill>
+                        <pic:spPr>
+                          <a:xfrm>
+                            <a:off x="0" y="0"/>
+                            <a:ext cx="2090290" cy="1440000"/>
+                          </a:xfrm>
+                          <a:prstGeom prst="rect">
+                            <a:avLst/>
+                          </a:prstGeom>
+                        </pic:spPr>
+                      </pic:pic>
+                    </a:graphicData>
+                  </a:graphic>
+                </wp:inline>
+              </w:drawing>
+            </w:r>
+          </w:p>
+        </w:tc>
+        <w:tc>
+          <w:tcPr>
+            <w:tcW w:w="4148" w:type="dxa"/>
+            <w:vAlign w:val="center"/>
+          </w:tcPr>
+          <w:p>
+            <w:pPr>
+              <w:ind w:firstLineChars="0" w:firstLine="0"/>
+              <w:jc w:val="center"/>
+              <w:rPr>
+                <w:rFonts w:hint="eastAsia"/>
+              </w:rPr>
+            </w:pPr>
+            <w:r>
+              <w:drawing>
+                <wp:inline distT="0" distB="0" distL="0" distR="0" wp14:anchorId="24A11774" wp14:editId="1D4D6E81">
+                  <wp:extent cx="2566110" cy="1440000"/>
+                  <wp:effectExtent l="0" t="0" r="5715" b="8255"/>
+                  <wp:docPr id="2" name="图片 2"/>
+                  <wp:cNvGraphicFramePr>
+                    <a:graphicFrameLocks xmlns:a="http://schemas.openxmlformats.org/drawingml/2006/main" noChangeAspect="1"/>
+                  </wp:cNvGraphicFramePr>
+                  <a:graphic xmlns:a="http://schemas.openxmlformats.org/drawingml/2006/main">
+                    <a:graphicData uri="http://schemas.openxmlformats.org/drawingml/2006/picture">
+                      <pic:pic xmlns:pic="http://schemas.openxmlformats.org/drawingml/2006/picture">
+                        <pic:nvPicPr>
+                          <pic:cNvPr id="1" name=""/>
+                          <pic:cNvPicPr/>
+                        </pic:nvPicPr>
+                        <pic:blipFill>
+                          <a:blip r:embed="rId8"/>
+                          <a:stretch>
+                            <a:fillRect/>
+                          </a:stretch>
+                        </pic:blipFill>
+                        <pic:spPr>
+                          <a:xfrm>
+                            <a:off x="0" y="0"/>
+                            <a:ext cx="2566110" cy="1440000"/>
+                          </a:xfrm>
+                          <a:prstGeom prst="rect">
+                            <a:avLst/>
+                          </a:prstGeom>
+                        </pic:spPr>
+                      </pic:pic>
+                    </a:graphicData>
+                  </a:graphic>
+                </wp:inline>
+              </w:drawing>
+            </w:r>
+          </w:p>
+        </w:tc>
+      </w:tr>
+    </w:tbl>
+    <w:p>
+      <w:pPr>
+        <w:ind w:firstLine="480"/>
+      </w:pPr>
+    </w:p>
+    <w:p>
+      <w:pPr>
+        <w:widowControl/>
+        <w:spacing w:after="160" w:line="278" w:lineRule="auto"/>
+        <w:ind w:firstLineChars="0" w:firstLine="0"/>
+        <w:jc w:val="left"/>
+      </w:pPr>
+      <w:r>
+        <w:br w:type="page"/>
+      </w:r>
+    </w:p>
+    <w:p>
+      <w:pPr>
+        <w:pStyle w:val="1"/>
+      </w:pPr>
+      <w:r>
+        <w:rPr>
+          <w:rFonts w:hint="eastAsia"/>
+        </w:rPr>
+        <w:lastRenderedPageBreak/>
         <w:t>项目</w:t>
       </w:r>
     </w:p>
@@ -1425,7 +1654,7 @@
               <w:ind w:firstLineChars="0" w:firstLine="0"/>
               <w:jc w:val="center"/>
               <w:rPr>
-                <w:rFonts w:ascii="宋体" w:hAnsi="宋体" w:cs="宋体"/>
+                <w:rFonts w:ascii="宋体" w:hAnsi="宋体" w:cs="宋体" w:hint="eastAsia"/>
                 <w:color w:val="000000"/>
                 <w:kern w:val="0"/>
                 <w:szCs w:val="24"/>
@@ -2202,7 +2431,6 @@
                 <w:szCs w:val="24"/>
               </w:rPr>
             </w:pPr>
-            <w:proofErr w:type="gramStart"/>
             <w:r>
               <w:rPr>
                 <w:rFonts w:ascii="宋体" w:hAnsi="宋体" w:cs="宋体" w:hint="eastAsia"/>
@@ -2212,7 +2440,6 @@
               </w:rPr>
               <w:t>轿架振动</w:t>
             </w:r>
-            <w:proofErr w:type="gramEnd"/>
           </w:p>
         </w:tc>
         <w:tc>
@@ -2241,25 +2468,14 @@
                 <w:szCs w:val="24"/>
               </w:rPr>
             </w:pPr>
-            <w:proofErr w:type="gramStart"/>
-            <w:r>
-              <w:rPr>
-                <w:rFonts w:ascii="宋体" w:hAnsi="宋体" w:cs="宋体" w:hint="eastAsia"/>
-                <w:color w:val="000000"/>
-                <w:kern w:val="0"/>
-                <w:szCs w:val="24"/>
-              </w:rPr>
-              <w:t>轿架振动</w:t>
-            </w:r>
-            <w:proofErr w:type="gramEnd"/>
-            <w:r>
-              <w:rPr>
-                <w:rFonts w:ascii="宋体" w:hAnsi="宋体" w:cs="宋体" w:hint="eastAsia"/>
-                <w:color w:val="000000"/>
-                <w:kern w:val="0"/>
-                <w:szCs w:val="24"/>
-              </w:rPr>
-              <w:t>异常</w:t>
+            <w:r>
+              <w:rPr>
+                <w:rFonts w:ascii="宋体" w:hAnsi="宋体" w:cs="宋体" w:hint="eastAsia"/>
+                <w:color w:val="000000"/>
+                <w:kern w:val="0"/>
+                <w:szCs w:val="24"/>
+              </w:rPr>
+              <w:t>轿架振动异常</w:t>
             </w:r>
           </w:p>
         </w:tc>
@@ -2289,25 +2505,14 @@
                 <w:szCs w:val="24"/>
               </w:rPr>
             </w:pPr>
-            <w:proofErr w:type="gramStart"/>
-            <w:r>
-              <w:rPr>
-                <w:rFonts w:ascii="宋体" w:hAnsi="宋体" w:cs="宋体" w:hint="eastAsia"/>
-                <w:color w:val="000000"/>
-                <w:kern w:val="0"/>
-                <w:szCs w:val="24"/>
-              </w:rPr>
-              <w:t>轿架振动</w:t>
-            </w:r>
-            <w:proofErr w:type="gramEnd"/>
-            <w:r>
-              <w:rPr>
-                <w:rFonts w:ascii="宋体" w:hAnsi="宋体" w:cs="宋体" w:hint="eastAsia"/>
-                <w:color w:val="000000"/>
-                <w:kern w:val="0"/>
-                <w:szCs w:val="24"/>
-              </w:rPr>
-              <w:t>异常</w:t>
+            <w:r>
+              <w:rPr>
+                <w:rFonts w:ascii="宋体" w:hAnsi="宋体" w:cs="宋体" w:hint="eastAsia"/>
+                <w:color w:val="000000"/>
+                <w:kern w:val="0"/>
+                <w:szCs w:val="24"/>
+              </w:rPr>
+              <w:t>轿架振动异常</w:t>
             </w:r>
             <w:r>
               <w:rPr>
@@ -2490,7 +2695,6 @@
               </w:rPr>
               <w:t>(</w:t>
             </w:r>
-            <w:proofErr w:type="gramStart"/>
             <w:r>
               <w:rPr>
                 <w:rFonts w:ascii="宋体" w:hAnsi="宋体" w:cs="宋体" w:hint="eastAsia"/>
@@ -2500,7 +2704,6 @@
               </w:rPr>
               <w:t>导靴</w:t>
             </w:r>
-            <w:proofErr w:type="gramEnd"/>
             <w:r>
               <w:rPr>
                 <w:rFonts w:ascii="宋体" w:hAnsi="宋体" w:cs="Calibri"/>
@@ -2517,27 +2720,7 @@
                 <w:kern w:val="0"/>
                 <w:szCs w:val="24"/>
               </w:rPr>
-              <w:t>安全</w:t>
-            </w:r>
-            <w:proofErr w:type="gramStart"/>
-            <w:r>
-              <w:rPr>
-                <w:rFonts w:ascii="宋体" w:hAnsi="宋体" w:cs="宋体" w:hint="eastAsia"/>
-                <w:color w:val="000000"/>
-                <w:kern w:val="0"/>
-                <w:szCs w:val="24"/>
-              </w:rPr>
-              <w:t>钳</w:t>
-            </w:r>
-            <w:proofErr w:type="gramEnd"/>
-            <w:r>
-              <w:rPr>
-                <w:rFonts w:ascii="宋体" w:hAnsi="宋体" w:cs="宋体" w:hint="eastAsia"/>
-                <w:color w:val="000000"/>
-                <w:kern w:val="0"/>
-                <w:szCs w:val="24"/>
-              </w:rPr>
-              <w:t>运行中摩擦噪声异常</w:t>
+              <w:t>安全钳运行中摩擦噪声异常</w:t>
             </w:r>
             <w:r>
               <w:rPr>
@@ -2597,7 +2780,6 @@
                 <w:szCs w:val="24"/>
               </w:rPr>
             </w:pPr>
-            <w:proofErr w:type="gramStart"/>
             <w:r>
               <w:rPr>
                 <w:rFonts w:ascii="宋体" w:hAnsi="宋体" w:cs="宋体" w:hint="eastAsia"/>
@@ -2607,30 +2789,7 @@
                 <w:kern w:val="0"/>
                 <w:szCs w:val="24"/>
               </w:rPr>
-              <w:t>见</w:t>
-            </w:r>
-            <w:r>
-              <w:rPr>
-                <w:rFonts w:ascii="宋体" w:hAnsi="宋体" w:cs="宋体" w:hint="eastAsia"/>
-                <w:b/>
-                <w:bCs/>
-                <w:color w:val="000000"/>
-                <w:kern w:val="0"/>
-                <w:szCs w:val="24"/>
-              </w:rPr>
-              <w:t>运行</w:t>
-            </w:r>
-            <w:proofErr w:type="gramEnd"/>
-            <w:r>
-              <w:rPr>
-                <w:rFonts w:ascii="宋体" w:hAnsi="宋体" w:cs="宋体" w:hint="eastAsia"/>
-                <w:b/>
-                <w:bCs/>
-                <w:color w:val="000000"/>
-                <w:kern w:val="0"/>
-                <w:szCs w:val="24"/>
-              </w:rPr>
-              <w:t>状态异常</w:t>
+              <w:t>见运行状态异常</w:t>
             </w:r>
           </w:p>
         </w:tc>
@@ -2717,17 +2876,7 @@
                 <w:kern w:val="0"/>
                 <w:szCs w:val="24"/>
               </w:rPr>
-              <w:t>，要</w:t>
-            </w:r>
-            <w:proofErr w:type="gramStart"/>
-            <w:r>
-              <w:rPr>
-                <w:rFonts w:ascii="宋体" w:hAnsi="宋体" w:cs="宋体" w:hint="eastAsia"/>
-                <w:color w:val="000000"/>
-                <w:kern w:val="0"/>
-                <w:szCs w:val="24"/>
-              </w:rPr>
-              <w:t>有</w:t>
+              <w:t>，要有</w:t>
             </w:r>
             <w:r>
               <w:rPr>
@@ -2738,7 +2887,6 @@
               </w:rPr>
               <w:t>倾角仪位移传感器</w:t>
             </w:r>
-            <w:proofErr w:type="gramEnd"/>
           </w:p>
         </w:tc>
         <w:tc>
@@ -2882,19 +3030,8 @@
                 <w:kern w:val="0"/>
                 <w:szCs w:val="24"/>
               </w:rPr>
-              <w:t>轿厢运行中晃动（</w:t>
-            </w:r>
-            <w:proofErr w:type="gramStart"/>
-            <w:r>
-              <w:rPr>
-                <w:rFonts w:ascii="宋体" w:hAnsi="宋体" w:cs="宋体" w:hint="eastAsia"/>
-                <w:color w:val="000000"/>
-                <w:kern w:val="0"/>
-                <w:szCs w:val="24"/>
-              </w:rPr>
-              <w:t>导靴磨损</w:t>
-            </w:r>
-            <w:proofErr w:type="gramEnd"/>
+              <w:t>轿厢运行中晃动（导靴磨损</w:t>
+            </w:r>
             <w:r>
               <w:rPr>
                 <w:rFonts w:ascii="宋体" w:hAnsi="宋体" w:cs="Calibri"/>
@@ -3042,12 +3179,456 @@
       </w:pPr>
       <w:r>
         <w:rPr>
+          <w:rFonts w:hint="eastAsia"/>
+        </w:rPr>
+        <w:lastRenderedPageBreak/>
+        <w:t>曳引机</w:t>
+      </w:r>
+    </w:p>
+    <w:p>
+      <w:pPr>
+        <w:pStyle w:val="2"/>
+        <w:ind w:firstLine="600"/>
+      </w:pPr>
+      <w:r>
+        <w:rPr>
+          <w:rFonts w:hint="eastAsia"/>
+        </w:rPr>
+        <w:t>电机故障</w:t>
+      </w:r>
+    </w:p>
+    <w:p>
+      <w:pPr>
+        <w:ind w:firstLine="480"/>
+      </w:pPr>
+      <w:r>
+        <w:rPr>
+          <w:rFonts w:hint="eastAsia"/>
+        </w:rPr>
+        <w:t>延用之前的方案，利用</w:t>
+      </w:r>
+      <w:r>
+        <w:rPr>
+          <w:rFonts w:hint="eastAsia"/>
+        </w:rPr>
+        <w:t>rms</w:t>
+      </w:r>
+      <w:r>
+        <w:rPr>
+          <w:rFonts w:hint="eastAsia"/>
+        </w:rPr>
+        <w:t>和</w:t>
+      </w:r>
+      <w:r>
+        <w:rPr>
+          <w:rFonts w:hint="eastAsia"/>
+        </w:rPr>
+        <w:t>fft</w:t>
+      </w:r>
+      <w:r>
+        <w:rPr>
+          <w:rFonts w:hint="eastAsia"/>
+        </w:rPr>
+        <w:t>诊断，无需改变</w:t>
+      </w:r>
+    </w:p>
+    <w:p>
+      <w:pPr>
+        <w:pStyle w:val="2"/>
+        <w:ind w:firstLine="600"/>
+      </w:pPr>
+      <w:r>
+        <w:rPr>
+          <w:rFonts w:hint="eastAsia"/>
+        </w:rPr>
+        <w:t>轴承故障</w:t>
+      </w:r>
+    </w:p>
+    <w:p>
+      <w:pPr>
+        <w:ind w:firstLine="480"/>
+      </w:pPr>
+      <w:r>
+        <w:rPr>
+          <w:rFonts w:hint="eastAsia"/>
+        </w:rPr>
+        <w:t>延用之前的方案，利用</w:t>
+      </w:r>
+      <w:r>
+        <w:rPr>
+          <w:rFonts w:hint="eastAsia"/>
+        </w:rPr>
+        <w:t>rms</w:t>
+      </w:r>
+      <w:r>
+        <w:rPr>
+          <w:rFonts w:hint="eastAsia"/>
+        </w:rPr>
+        <w:t>和</w:t>
+      </w:r>
+      <w:r>
+        <w:rPr>
+          <w:rFonts w:hint="eastAsia"/>
+        </w:rPr>
+        <w:t>fft</w:t>
+      </w:r>
+      <w:r>
+        <w:rPr>
+          <w:rFonts w:hint="eastAsia"/>
+        </w:rPr>
+        <w:t>诊断，无需改变</w:t>
+      </w:r>
+    </w:p>
+    <w:p>
+      <w:pPr>
+        <w:pStyle w:val="2"/>
+        <w:ind w:firstLine="600"/>
+      </w:pPr>
+      <w:r>
+        <w:rPr>
+          <w:rFonts w:hint="eastAsia"/>
+        </w:rPr>
+        <w:t>固定螺栓松动</w:t>
+      </w:r>
+    </w:p>
+    <w:p>
+      <w:pPr>
+        <w:ind w:firstLine="480"/>
+      </w:pPr>
+      <w:r>
+        <w:rPr>
+          <w:rFonts w:hint="eastAsia"/>
+        </w:rPr>
+        <w:t>利用超量峭度</w:t>
+      </w:r>
+      <w:r>
+        <w:rPr>
+          <w:rFonts w:hint="eastAsia"/>
+        </w:rPr>
+        <w:t>K</w:t>
+      </w:r>
+      <w:r>
+        <w:rPr>
+          <w:rFonts w:hint="eastAsia"/>
+        </w:rPr>
+        <w:t>和峰值因子</w:t>
+      </w:r>
+      <w:r>
+        <w:rPr>
+          <w:rFonts w:hint="eastAsia"/>
+        </w:rPr>
+        <w:t>CF</w:t>
+      </w:r>
+      <w:r>
+        <w:rPr>
+          <w:rFonts w:hint="eastAsia"/>
+        </w:rPr>
+        <w:t>诊断，信号发送端无需发送</w:t>
+      </w:r>
+      <w:r>
+        <w:rPr>
+          <w:rFonts w:hint="eastAsia"/>
+        </w:rPr>
+        <w:t>rms</w:t>
+      </w:r>
+      <w:r>
+        <w:rPr>
+          <w:rFonts w:hint="eastAsia"/>
+        </w:rPr>
+        <w:t>和</w:t>
+      </w:r>
+      <w:r>
+        <w:rPr>
+          <w:rFonts w:hint="eastAsia"/>
+        </w:rPr>
+        <w:t>fft</w:t>
+      </w:r>
+      <w:r>
+        <w:rPr>
+          <w:rFonts w:hint="eastAsia"/>
+        </w:rPr>
+        <w:t>，发送</w:t>
+      </w:r>
+      <w:r>
+        <w:rPr>
+          <w:rFonts w:hint="eastAsia"/>
+        </w:rPr>
+        <w:t>K</w:t>
+      </w:r>
+      <w:r>
+        <w:rPr>
+          <w:rFonts w:hint="eastAsia"/>
+        </w:rPr>
+        <w:t>和</w:t>
+      </w:r>
+      <w:r>
+        <w:rPr>
+          <w:rFonts w:hint="eastAsia"/>
+        </w:rPr>
+        <w:t>CF</w:t>
+      </w:r>
+      <w:r>
+        <w:rPr>
+          <w:rFonts w:hint="eastAsia"/>
+        </w:rPr>
+        <w:t>。</w:t>
+      </w:r>
+    </w:p>
+    <w:p>
+      <w:pPr>
+        <w:ind w:firstLine="480"/>
+        <w:rPr>
+          <w:b/>
+          <w:bCs/>
+        </w:rPr>
+      </w:pPr>
+      <w:r>
+        <w:rPr>
+          <w:rFonts w:hint="eastAsia"/>
+        </w:rPr>
+        <w:t>原因：</w:t>
+      </w:r>
+      <w:r>
+        <w:rPr>
+          <w:rFonts w:hint="eastAsia"/>
+        </w:rPr>
+        <w:t>rms</w:t>
+      </w:r>
+      <w:r>
+        <w:rPr>
+          <w:rFonts w:hint="eastAsia"/>
+        </w:rPr>
+        <w:t>是平均能量，只能在松动明显后发现，</w:t>
+      </w:r>
+      <w:r>
+        <w:rPr>
+          <w:rFonts w:hint="eastAsia"/>
+        </w:rPr>
+        <w:t>并且</w:t>
+      </w:r>
+      <w:r>
+        <w:rPr>
+          <w:rFonts w:hint="eastAsia"/>
+        </w:rPr>
+        <w:t>rms</w:t>
+      </w:r>
+      <w:r>
+        <w:rPr>
+          <w:rFonts w:hint="eastAsia"/>
+        </w:rPr>
+        <w:t>是</w:t>
+      </w:r>
+      <w:r>
+        <w:rPr>
+          <w:rFonts w:hint="eastAsia"/>
+        </w:rPr>
+        <w:t>大小探测器</w:t>
+      </w:r>
+      <w:r>
+        <w:rPr>
+          <w:rFonts w:hint="eastAsia"/>
+        </w:rPr>
+        <w:t>，在正常启停情况下，也会上升而报警。</w:t>
+      </w:r>
+      <w:r>
+        <w:rPr>
+          <w:b/>
+          <w:bCs/>
+        </w:rPr>
+        <w:t>R</w:t>
+      </w:r>
+      <w:r>
+        <w:rPr>
+          <w:rFonts w:hint="eastAsia"/>
+          <w:b/>
+          <w:bCs/>
+        </w:rPr>
+        <w:t>ms=</w:t>
+      </w:r>
+      <w:r>
+        <w:rPr>
+          <w:rFonts w:hint="eastAsia"/>
+          <w:b/>
+          <w:bCs/>
+        </w:rPr>
+        <w:t>晚报</w:t>
+      </w:r>
+      <w:r>
+        <w:rPr>
+          <w:rFonts w:hint="eastAsia"/>
+          <w:b/>
+          <w:bCs/>
+        </w:rPr>
+        <w:t>+</w:t>
+      </w:r>
+      <w:r>
+        <w:rPr>
+          <w:rFonts w:hint="eastAsia"/>
+          <w:b/>
+          <w:bCs/>
+        </w:rPr>
+        <w:t>错报</w:t>
+      </w:r>
+    </w:p>
+    <w:p>
+      <w:pPr>
+        <w:ind w:firstLine="480"/>
+      </w:pPr>
+      <w:r>
+        <w:rPr>
+          <w:rFonts w:hint="eastAsia"/>
+        </w:rPr>
+        <w:t>K</w:t>
+      </w:r>
+      <w:r>
+        <w:rPr>
+          <w:rFonts w:hint="eastAsia"/>
+        </w:rPr>
+        <w:t>和</w:t>
+      </w:r>
+      <w:r>
+        <w:rPr>
+          <w:rFonts w:hint="eastAsia"/>
+        </w:rPr>
+        <w:t>CF</w:t>
+      </w:r>
+      <w:r>
+        <w:rPr>
+          <w:rFonts w:hint="eastAsia"/>
+        </w:rPr>
+        <w:t>是形状探测器，</w:t>
+      </w:r>
+      <w:r>
+        <w:rPr>
+          <w:rFonts w:hint="eastAsia"/>
+        </w:rPr>
+        <w:t>K</w:t>
+      </w:r>
+      <w:r>
+        <w:rPr>
+          <w:rFonts w:hint="eastAsia"/>
+        </w:rPr>
+        <w:t>波形是否圆滑，</w:t>
+      </w:r>
+      <w:r>
+        <w:rPr>
+          <w:rFonts w:hint="eastAsia"/>
+        </w:rPr>
+        <w:t>CF</w:t>
+      </w:r>
+      <w:r>
+        <w:rPr>
+          <w:rFonts w:hint="eastAsia"/>
+        </w:rPr>
+        <w:t>最高的那个点，比平均线高多少倍</w:t>
+      </w:r>
+      <w:r>
+        <w:rPr>
+          <w:rFonts w:hint="eastAsia"/>
+        </w:rPr>
+        <w:t>。</w:t>
+      </w:r>
+    </w:p>
+    <w:p>
+      <w:pPr>
+        <w:ind w:firstLine="480"/>
+      </w:pPr>
+      <w:r>
+        <w:rPr>
+          <w:rFonts w:hint="eastAsia"/>
+        </w:rPr>
+        <w:t>K</w:t>
+      </w:r>
+      <w:r>
+        <w:rPr>
+          <w:rFonts w:hint="eastAsia"/>
+        </w:rPr>
+        <w:t>和</w:t>
+      </w:r>
+      <w:r>
+        <w:rPr>
+          <w:rFonts w:hint="eastAsia"/>
+        </w:rPr>
+        <w:t>CF</w:t>
+      </w:r>
+      <w:r>
+        <w:rPr>
+          <w:rFonts w:hint="eastAsia"/>
+        </w:rPr>
+        <w:t>的能计算并且不会产生成本问题。</w:t>
+      </w:r>
+    </w:p>
+    <w:p>
+      <w:pPr>
+        <w:pStyle w:val="MTDisplayEquation"/>
+      </w:pPr>
+      <w:r>
+        <w:tab/>
+      </w:r>
+      <w:r>
+        <w:rPr>
+          <w:position w:val="-66"/>
+        </w:rPr>
+        <w:object w:dxaOrig="2400" w:dyaOrig="1080" w14:anchorId="0B673AF8">
+          <v:shapetype id="_x0000_t75" coordsize="21600,21600" o:spt="75" o:preferrelative="t" path="m@4@5l@4@11@9@11@9@5xe" filled="f" stroked="f">
+            <v:stroke joinstyle="miter"/>
+            <v:formulas>
+              <v:f eqn="if lineDrawn pixelLineWidth 0"/>
+              <v:f eqn="sum @0 1 0"/>
+              <v:f eqn="sum 0 0 @1"/>
+              <v:f eqn="prod @2 1 2"/>
+              <v:f eqn="prod @3 21600 pixelWidth"/>
+              <v:f eqn="prod @3 21600 pixelHeight"/>
+              <v:f eqn="sum @0 0 1"/>
+              <v:f eqn="prod @6 1 2"/>
+              <v:f eqn="prod @7 21600 pixelWidth"/>
+              <v:f eqn="sum @8 21600 0"/>
+              <v:f eqn="prod @7 21600 pixelHeight"/>
+              <v:f eqn="sum @10 21600 0"/>
+            </v:formulas>
+            <v:path o:extrusionok="f" gradientshapeok="t" o:connecttype="rect"/>
+            <o:lock v:ext="edit" aspectratio="t"/>
+          </v:shapetype>
+          <v:shape id="_x0000_i1031" type="#_x0000_t75" style="width:120.15pt;height:53.9pt" o:ole="">
+            <v:imagedata r:id="rId9" o:title=""/>
+          </v:shape>
+          <o:OLEObject Type="Embed" ProgID="Equation.DSMT4" ShapeID="_x0000_i1031" DrawAspect="Content" ObjectID="_1837700529" r:id="rId10"/>
+        </w:object>
+      </w:r>
+    </w:p>
+    <w:p>
+      <w:pPr>
+        <w:pStyle w:val="MTDisplayEquation"/>
+        <w:rPr>
+          <w:rFonts w:hint="eastAsia"/>
+        </w:rPr>
+      </w:pPr>
+      <w:r>
+        <w:tab/>
+      </w:r>
+      <w:r>
+        <w:rPr>
+          <w:position w:val="-68"/>
+        </w:rPr>
+        <w:object w:dxaOrig="3860" w:dyaOrig="1400" w14:anchorId="24B47D16">
+          <v:shape id="_x0000_i1034" type="#_x0000_t75" style="width:193.05pt;height:69.8pt" o:ole="">
+            <v:imagedata r:id="rId11" o:title=""/>
+          </v:shape>
+          <o:OLEObject Type="Embed" ProgID="Equation.DSMT4" ShapeID="_x0000_i1034" DrawAspect="Content" ObjectID="_1837700530" r:id="rId12"/>
+        </w:object>
+      </w:r>
+    </w:p>
+    <w:p>
+      <w:pPr>
+        <w:pStyle w:val="1"/>
+      </w:pPr>
+      <w:r>
+        <w:rPr>
           <w:rFonts w:ascii="宋体" w:hAnsi="宋体" w:cs="宋体" w:hint="eastAsia"/>
           <w:color w:val="000000"/>
           <w:kern w:val="0"/>
           <w:szCs w:val="24"/>
         </w:rPr>
-        <w:lastRenderedPageBreak/>
         <w:t>钢丝绳、</w:t>
       </w:r>
       <w:r>
@@ -3063,6 +3644,7 @@
     <w:p>
       <w:pPr>
         <w:pStyle w:val="2"/>
+        <w:ind w:firstLine="600"/>
       </w:pPr>
       <w:r>
         <w:rPr>
@@ -3091,270 +3673,491 @@
         <w:rPr>
           <w:rFonts w:hint="eastAsia"/>
         </w:rPr>
-        <w:t>和钢丝绳伸长（</w:t>
-      </w:r>
-      <w:r>
-        <w:rPr>
-          <w:rFonts w:hint="eastAsia"/>
+        <w:t>和钢丝绳伸长</w:t>
+      </w:r>
+    </w:p>
+    <w:p>
+      <w:pPr>
+        <w:ind w:firstLine="480"/>
+      </w:pPr>
+      <w:r>
+        <w:rPr>
+          <w:rFonts w:hint="eastAsia"/>
+        </w:rPr>
+        <w:t>原理：</w:t>
+      </w:r>
+    </w:p>
+    <w:p>
+      <w:pPr>
+        <w:ind w:firstLine="480"/>
+      </w:pPr>
+      <w:r>
+        <w:t>伸长</w:t>
+      </w:r>
+      <w:r>
+        <w:t xml:space="preserve"> / </w:t>
+      </w:r>
+      <w:r>
+        <w:t>松动</w:t>
+      </w:r>
+      <w:r>
+        <w:t xml:space="preserve"> → </w:t>
+      </w:r>
+      <w:r>
+        <w:t>钢丝绳张力下降</w:t>
+      </w:r>
+      <w:r>
+        <w:t xml:space="preserve"> → </w:t>
+      </w:r>
+      <w:r>
+        <w:t>系统垂直刚度下降</w:t>
+      </w:r>
+      <w:r>
+        <w:t xml:space="preserve"> → </w:t>
+      </w:r>
+      <w:r>
+        <w:t>三阶固有频率降低</w:t>
+      </w:r>
+      <w:r>
+        <w:t xml:space="preserve"> → </w:t>
+      </w:r>
+      <w:r>
+        <w:t>轿架</w:t>
+      </w:r>
+      <w:r>
+        <w:t xml:space="preserve"> Z </w:t>
+      </w:r>
+      <w:r>
+        <w:t>轴加速度频谱峰值下移</w:t>
+      </w:r>
+      <w:r>
+        <w:t xml:space="preserve"> → </w:t>
+      </w:r>
+      <w:r>
+        <w:t>判断松动</w:t>
+      </w:r>
+      <w:r>
+        <w:t xml:space="preserve"> / </w:t>
+      </w:r>
+      <w:r>
+        <w:t>伸长</w:t>
+      </w:r>
+    </w:p>
+    <w:p>
+      <w:pPr>
+        <w:ind w:firstLine="480"/>
+      </w:pPr>
+      <w:r>
+        <w:t>张力不均</w:t>
+      </w:r>
+      <w:r>
+        <w:t xml:space="preserve"> → </w:t>
+      </w:r>
+      <w:r>
+        <w:t>各绳受力不一样</w:t>
+      </w:r>
+      <w:r>
+        <w:t xml:space="preserve"> → </w:t>
+      </w:r>
+      <w:r>
+        <w:t>轮绳接触力周期性波动</w:t>
+      </w:r>
+      <w:r>
+        <w:t xml:space="preserve"> → </w:t>
+      </w:r>
+      <w:r>
+        <w:t>对轮转频调制绳通过频率</w:t>
+      </w:r>
+      <w:r>
+        <w:t xml:space="preserve"> → </w:t>
+      </w:r>
+      <w:r>
+        <w:t>频谱出现边带</w:t>
+      </w:r>
+      <w:r>
+        <w:t xml:space="preserve"> → </w:t>
+      </w:r>
+      <w:r>
+        <w:t>判断张力不均</w:t>
+      </w:r>
+    </w:p>
+    <w:p>
+      <w:pPr>
+        <w:ind w:firstLine="480"/>
+      </w:pPr>
+      <w:r>
+        <w:rPr>
+          <w:rFonts w:hint="eastAsia"/>
+        </w:rPr>
+        <w:t>传感器：</w:t>
+      </w:r>
+    </w:p>
+    <w:p>
+      <w:pPr>
+        <w:ind w:firstLine="480"/>
+      </w:pPr>
+      <w:r>
+        <w:rPr>
+          <w:rFonts w:hint="eastAsia"/>
+        </w:rPr>
+        <w:t>三轴传感器安装在</w:t>
+      </w:r>
+      <w:r>
+        <w:t>轿顶反绳轮（轿顶轮）安装基座</w:t>
+      </w:r>
+      <w:r>
+        <w:rPr>
+          <w:rFonts w:hint="eastAsia"/>
+        </w:rPr>
+        <w:t>，</w:t>
+      </w:r>
+      <w:r>
+        <w:t>刚性固定在轿顶反绳轮的轴承座</w:t>
+      </w:r>
+      <w:r>
+        <w:t>/</w:t>
+      </w:r>
+      <w:r>
+        <w:t>安装梁上（与轮轴直接刚性连接），严禁安装在柔性钣金或装饰件上，优先螺栓固定，其次用高强度结构胶粘接，保证振动无衰减传递。</w:t>
+      </w:r>
+    </w:p>
+    <w:p>
+      <w:pPr>
+        <w:ind w:firstLine="480"/>
+      </w:pPr>
+      <w:r>
+        <w:rPr>
+          <w:rFonts w:hint="eastAsia"/>
+        </w:rPr>
+        <w:t>三轴传感器的</w:t>
+      </w:r>
+      <w:r>
+        <w:rPr>
+          <w:rFonts w:hint="eastAsia"/>
+        </w:rPr>
+        <w:t>Z</w:t>
+      </w:r>
+      <w:r>
+        <w:rPr>
+          <w:rFonts w:hint="eastAsia"/>
+        </w:rPr>
+        <w:t>轴要垂直上下运行方向，</w:t>
+      </w:r>
+      <w:r>
+        <w:rPr>
+          <w:rFonts w:hint="eastAsia"/>
+        </w:rPr>
+        <w:t>X</w:t>
+      </w:r>
+      <w:r>
+        <w:rPr>
+          <w:rFonts w:hint="eastAsia"/>
+        </w:rPr>
+        <w:t>轴测量水平径向，</w:t>
+      </w:r>
+      <w:r>
+        <w:rPr>
+          <w:rFonts w:hint="eastAsia"/>
+        </w:rPr>
+        <w:t>Y</w:t>
+      </w:r>
+      <w:r>
+        <w:rPr>
+          <w:rFonts w:hint="eastAsia"/>
+        </w:rPr>
+        <w:t>轴测量水平轴向</w:t>
+      </w:r>
+    </w:p>
+    <w:p>
+      <w:pPr>
+        <w:ind w:firstLine="482"/>
+        <w:rPr>
           <w:b/>
           <w:bCs/>
         </w:rPr>
-        <w:t>主要参考清华的项目报告</w:t>
-      </w:r>
-      <w:r>
-        <w:rPr>
-          <w:rFonts w:hint="eastAsia"/>
-        </w:rPr>
-        <w:t>）</w:t>
-      </w:r>
-    </w:p>
-    <w:p>
-      <w:pPr>
-        <w:ind w:firstLine="480"/>
-      </w:pPr>
-      <w:r>
-        <w:rPr>
-          <w:rFonts w:hint="eastAsia"/>
-        </w:rPr>
-        <w:t>原理：</w:t>
-      </w:r>
-    </w:p>
-    <w:p>
-      <w:pPr>
-        <w:ind w:firstLine="480"/>
-      </w:pPr>
-      <w:r>
-        <w:t>伸长</w:t>
-      </w:r>
-      <w:r>
-        <w:t xml:space="preserve"> / </w:t>
-      </w:r>
-      <w:r>
-        <w:t>松动</w:t>
-      </w:r>
-      <w:r>
-        <w:t xml:space="preserve"> → </w:t>
-      </w:r>
-      <w:r>
-        <w:t>钢丝绳张力下降</w:t>
-      </w:r>
-      <w:r>
-        <w:t xml:space="preserve"> → </w:t>
-      </w:r>
-      <w:r>
-        <w:t>系统垂直刚度下降</w:t>
-      </w:r>
-      <w:r>
-        <w:t xml:space="preserve"> → </w:t>
-      </w:r>
-      <w:r>
-        <w:t>三阶固有频率降低</w:t>
-      </w:r>
-      <w:r>
-        <w:t xml:space="preserve"> → </w:t>
-      </w:r>
-      <w:proofErr w:type="gramStart"/>
-      <w:r>
-        <w:t>轿架</w:t>
-      </w:r>
-      <w:proofErr w:type="gramEnd"/>
-      <w:r>
-        <w:t xml:space="preserve"> Z </w:t>
-      </w:r>
-      <w:r>
-        <w:t>轴加速度频谱峰值下移</w:t>
-      </w:r>
-      <w:r>
-        <w:t xml:space="preserve"> → </w:t>
-      </w:r>
-      <w:r>
-        <w:t>判断松动</w:t>
-      </w:r>
-      <w:r>
-        <w:t xml:space="preserve"> / </w:t>
-      </w:r>
-      <w:r>
-        <w:t>伸长</w:t>
-      </w:r>
-    </w:p>
-    <w:p>
-      <w:pPr>
-        <w:ind w:firstLine="480"/>
-        <w:rPr>
-          <w:rFonts w:hint="eastAsia"/>
-        </w:rPr>
-      </w:pPr>
-      <w:r>
-        <w:t>张力不均</w:t>
-      </w:r>
-      <w:r>
-        <w:t xml:space="preserve"> → </w:t>
-      </w:r>
-      <w:r>
-        <w:t>各绳受力不一样</w:t>
-      </w:r>
-      <w:r>
-        <w:t xml:space="preserve"> → </w:t>
-      </w:r>
-      <w:r>
-        <w:t>轮绳接触力周期性波动</w:t>
-      </w:r>
-      <w:r>
-        <w:t xml:space="preserve"> → </w:t>
-      </w:r>
-      <w:r>
-        <w:t>对轮转</w:t>
-      </w:r>
-      <w:proofErr w:type="gramStart"/>
-      <w:r>
-        <w:t>频</w:t>
-      </w:r>
-      <w:proofErr w:type="gramEnd"/>
-      <w:r>
-        <w:t>调制</w:t>
-      </w:r>
-      <w:proofErr w:type="gramStart"/>
-      <w:r>
-        <w:t>绳</w:t>
-      </w:r>
-      <w:proofErr w:type="gramEnd"/>
-      <w:r>
-        <w:t>通过频率</w:t>
-      </w:r>
-      <w:r>
-        <w:t xml:space="preserve"> → </w:t>
-      </w:r>
-      <w:r>
-        <w:t>频谱出现边带</w:t>
-      </w:r>
-      <w:r>
-        <w:t xml:space="preserve"> → </w:t>
-      </w:r>
-      <w:r>
-        <w:t>判断张力不均</w:t>
-      </w:r>
-    </w:p>
-    <w:p>
-      <w:pPr>
-        <w:ind w:firstLine="480"/>
-      </w:pPr>
-      <w:r>
-        <w:rPr>
-          <w:rFonts w:hint="eastAsia"/>
-        </w:rPr>
-        <w:t>传感器：</w:t>
-      </w:r>
-    </w:p>
-    <w:p>
-      <w:pPr>
-        <w:ind w:firstLine="480"/>
-      </w:pPr>
-      <w:r>
-        <w:rPr>
-          <w:rFonts w:hint="eastAsia"/>
-        </w:rPr>
-        <w:t>三轴传感器安装在</w:t>
-      </w:r>
-      <w:r>
-        <w:t>轿顶反绳轮（轿顶轮）安装基座</w:t>
-      </w:r>
-      <w:r>
-        <w:rPr>
-          <w:rFonts w:hint="eastAsia"/>
-        </w:rPr>
-        <w:t>，</w:t>
-      </w:r>
-      <w:r>
-        <w:t>刚性固定在轿顶</w:t>
-      </w:r>
-      <w:proofErr w:type="gramStart"/>
-      <w:r>
-        <w:t>反绳轮的</w:t>
-      </w:r>
-      <w:proofErr w:type="gramEnd"/>
-      <w:r>
-        <w:t>轴承座</w:t>
-      </w:r>
-      <w:r>
-        <w:t>/</w:t>
-      </w:r>
-      <w:r>
-        <w:t>安装梁上（与轮轴直接刚性连接），严禁安装在柔性</w:t>
-      </w:r>
-      <w:proofErr w:type="gramStart"/>
-      <w:r>
-        <w:t>钣</w:t>
-      </w:r>
-      <w:proofErr w:type="gramEnd"/>
-      <w:r>
-        <w:t>金或装饰件上，优先螺栓固定，其次用高强度结构胶粘接，保证振动无衰减传递。</w:t>
-      </w:r>
-    </w:p>
-    <w:p>
-      <w:pPr>
-        <w:ind w:firstLine="480"/>
-        <w:rPr>
-          <w:rFonts w:hint="eastAsia"/>
-        </w:rPr>
-      </w:pPr>
-      <w:r>
-        <w:rPr>
-          <w:rFonts w:hint="eastAsia"/>
-        </w:rPr>
-        <w:t>三轴传感器的</w:t>
-      </w:r>
-      <w:r>
-        <w:rPr>
-          <w:rFonts w:hint="eastAsia"/>
-        </w:rPr>
-        <w:t>Z</w:t>
-      </w:r>
-      <w:r>
-        <w:rPr>
-          <w:rFonts w:hint="eastAsia"/>
-        </w:rPr>
-        <w:t>轴要垂直上下运行方向，</w:t>
-      </w:r>
-      <w:r>
-        <w:rPr>
-          <w:rFonts w:hint="eastAsia"/>
-        </w:rPr>
-        <w:t>X</w:t>
-      </w:r>
-      <w:r>
-        <w:rPr>
-          <w:rFonts w:hint="eastAsia"/>
-        </w:rPr>
-        <w:t>轴测量水平径向，</w:t>
-      </w:r>
-      <w:r>
-        <w:rPr>
-          <w:rFonts w:hint="eastAsia"/>
-        </w:rPr>
-        <w:t>Y</w:t>
-      </w:r>
-      <w:r>
-        <w:rPr>
-          <w:rFonts w:hint="eastAsia"/>
-        </w:rPr>
-        <w:t>轴测量水平轴向</w:t>
-      </w:r>
-    </w:p>
-    <w:p>
-      <w:pPr>
-        <w:ind w:firstLine="482"/>
-        <w:rPr>
+      </w:pPr>
+      <w:r>
+        <w:rPr>
+          <w:rFonts w:hint="eastAsia"/>
           <w:b/>
           <w:bCs/>
         </w:rPr>
-      </w:pPr>
+        <w:t>还需要绳速和</w:t>
+      </w:r>
       <w:r>
         <w:rPr>
           <w:rFonts w:hint="eastAsia"/>
           <w:b/>
           <w:bCs/>
         </w:rPr>
-        <w:t>还需要绳速和</w:t>
+        <w:t>载重</w:t>
+      </w:r>
+    </w:p>
+    <w:p>
+      <w:pPr>
+        <w:pStyle w:val="2"/>
+        <w:ind w:firstLine="600"/>
+      </w:pPr>
+      <w:r>
+        <w:rPr>
+          <w:rFonts w:hint="eastAsia"/>
+        </w:rPr>
+        <w:t>打滑</w:t>
+      </w:r>
+    </w:p>
+    <w:p>
+      <w:pPr>
+        <w:ind w:firstLine="480"/>
+      </w:pPr>
+      <w:r>
+        <w:rPr>
+          <w:rFonts w:hint="eastAsia"/>
+        </w:rPr>
+        <w:t>原理：</w:t>
+      </w:r>
+    </w:p>
+    <w:p>
+      <w:pPr>
+        <w:ind w:firstLine="480"/>
+      </w:pPr>
+      <w:r>
+        <w:t>曳引轮转速</w:t>
+      </w:r>
+      <w:r>
+        <w:t xml:space="preserve"> → </w:t>
+      </w:r>
+      <w:r>
+        <w:t>算理论绳速</w:t>
+      </w:r>
+    </w:p>
+    <w:p>
+      <w:pPr>
+        <w:ind w:firstLine="480"/>
+      </w:pPr>
+      <w:r>
+        <w:t>轿厢实际速度</w:t>
+      </w:r>
+      <w:r>
+        <w:t xml:space="preserve"> → </w:t>
+      </w:r>
+      <w:r>
+        <w:t>算实际绳速</w:t>
+      </w:r>
+    </w:p>
+    <w:p>
+      <w:pPr>
+        <w:ind w:firstLine="480"/>
+      </w:pPr>
+      <w:r>
+        <w:t>两个速度不一致</w:t>
+      </w:r>
+      <w:r>
+        <w:t xml:space="preserve"> = </w:t>
+      </w:r>
+      <w:r>
+        <w:t>打滑</w:t>
+      </w:r>
+    </w:p>
+    <w:p>
+      <w:pPr>
+        <w:ind w:firstLine="480"/>
+      </w:pPr>
+      <w:r>
+        <w:rPr>
+          <w:rFonts w:hint="eastAsia"/>
+        </w:rPr>
+        <w:t>传感器：</w:t>
+      </w:r>
+    </w:p>
+    <w:p>
+      <w:pPr>
+        <w:ind w:firstLine="480"/>
+      </w:pPr>
+      <w:r>
+        <w:rPr>
+          <w:rFonts w:hint="eastAsia"/>
+        </w:rPr>
+        <w:t>编码器</w:t>
+      </w:r>
+      <w:r>
+        <w:rPr>
+          <w:rFonts w:hint="eastAsia"/>
+        </w:rPr>
+        <w:t xml:space="preserve"> 1</w:t>
+      </w:r>
+      <w:r>
+        <w:rPr>
+          <w:rFonts w:hint="eastAsia"/>
+        </w:rPr>
+        <w:t>：装在</w:t>
+      </w:r>
+      <w:r>
+        <w:rPr>
+          <w:rFonts w:hint="eastAsia"/>
+        </w:rPr>
+        <w:t xml:space="preserve"> </w:t>
+      </w:r>
+      <w:r>
+        <w:rPr>
+          <w:rFonts w:hint="eastAsia"/>
+        </w:rPr>
+        <w:t>曳引电机轴</w:t>
+      </w:r>
+      <w:r>
+        <w:rPr>
+          <w:rFonts w:hint="eastAsia"/>
+        </w:rPr>
+        <w:t xml:space="preserve"> / </w:t>
+      </w:r>
+      <w:r>
+        <w:rPr>
+          <w:rFonts w:hint="eastAsia"/>
+        </w:rPr>
+        <w:t>曳引轮轴</w:t>
+      </w:r>
+      <w:r>
+        <w:rPr>
+          <w:rFonts w:hint="eastAsia"/>
+        </w:rPr>
+        <w:t xml:space="preserve"> </w:t>
+      </w:r>
+      <w:r>
+        <w:rPr>
+          <w:rFonts w:hint="eastAsia"/>
+        </w:rPr>
+        <w:t>→</w:t>
+      </w:r>
+      <w:r>
+        <w:rPr>
+          <w:rFonts w:hint="eastAsia"/>
+        </w:rPr>
+        <w:t xml:space="preserve"> </w:t>
+      </w:r>
+      <w:r>
+        <w:rPr>
+          <w:rFonts w:hint="eastAsia"/>
+        </w:rPr>
+        <w:t>测曳引轮转速</w:t>
+      </w:r>
+    </w:p>
+    <w:p>
+      <w:pPr>
+        <w:ind w:firstLine="480"/>
+      </w:pPr>
+      <w:r>
+        <w:rPr>
+          <w:rFonts w:hint="eastAsia"/>
+        </w:rPr>
+        <w:t>编码器</w:t>
+      </w:r>
+      <w:r>
+        <w:rPr>
+          <w:rFonts w:hint="eastAsia"/>
+        </w:rPr>
+        <w:t xml:space="preserve"> 2</w:t>
+      </w:r>
+      <w:r>
+        <w:rPr>
+          <w:rFonts w:hint="eastAsia"/>
+        </w:rPr>
+        <w:t>：装在</w:t>
+      </w:r>
+      <w:r>
+        <w:rPr>
+          <w:rFonts w:hint="eastAsia"/>
+        </w:rPr>
+        <w:t xml:space="preserve"> </w:t>
+      </w:r>
+      <w:r>
+        <w:rPr>
+          <w:rFonts w:hint="eastAsia"/>
+        </w:rPr>
+        <w:t>轿厢导轨</w:t>
+      </w:r>
+      <w:r>
+        <w:rPr>
+          <w:rFonts w:hint="eastAsia"/>
+        </w:rPr>
+        <w:t xml:space="preserve"> / </w:t>
+      </w:r>
+      <w:r>
+        <w:rPr>
+          <w:rFonts w:hint="eastAsia"/>
+        </w:rPr>
+        <w:t>轿底</w:t>
+      </w:r>
+      <w:r>
+        <w:rPr>
+          <w:rFonts w:hint="eastAsia"/>
+        </w:rPr>
+        <w:t xml:space="preserve"> </w:t>
+      </w:r>
+      <w:r>
+        <w:rPr>
+          <w:rFonts w:hint="eastAsia"/>
+        </w:rPr>
+        <w:t>→</w:t>
+      </w:r>
+      <w:r>
+        <w:rPr>
+          <w:rFonts w:hint="eastAsia"/>
+        </w:rPr>
+        <w:t xml:space="preserve"> </w:t>
+      </w:r>
+      <w:r>
+        <w:rPr>
+          <w:rFonts w:hint="eastAsia"/>
+        </w:rPr>
+        <w:t>测轿厢实际速度</w:t>
+      </w:r>
+    </w:p>
+    <w:p>
+      <w:pPr>
+        <w:pStyle w:val="2"/>
+        <w:ind w:firstLine="600"/>
+      </w:pPr>
+      <w:r>
+        <w:t xml:space="preserve"> </w:t>
+      </w:r>
+      <w:r>
+        <w:rPr>
+          <w:rFonts w:hint="eastAsia"/>
+        </w:rPr>
+        <w:t>磨损、断裂</w:t>
+      </w:r>
+    </w:p>
+    <w:p>
+      <w:pPr>
+        <w:ind w:firstLine="480"/>
+      </w:pPr>
+      <w:r>
+        <w:rPr>
+          <w:rFonts w:hint="eastAsia"/>
+        </w:rPr>
+        <w:t>原理：</w:t>
+      </w:r>
+    </w:p>
+    <w:p>
+      <w:pPr>
+        <w:ind w:firstLine="480"/>
+      </w:pPr>
+      <w:r>
+        <w:t>振动测不到</w:t>
+      </w:r>
+      <w:r>
+        <w:t xml:space="preserve"> “</w:t>
+      </w:r>
+      <w:r>
+        <w:t>内部断丝、局部磨损</w:t>
+      </w:r>
+      <w:r>
+        <w:t>”</w:t>
+      </w:r>
+      <w:r>
+        <w:rPr>
+          <w:rFonts w:hint="eastAsia"/>
+        </w:rPr>
+        <w:t>，</w:t>
       </w:r>
       <w:r>
         <w:rPr>
@@ -3362,18 +4165,106 @@
           <w:b/>
           <w:bCs/>
         </w:rPr>
-        <w:t>载重</w:t>
+        <w:t>震动能识别到已经晚了</w:t>
+      </w:r>
+    </w:p>
+    <w:p>
+      <w:pPr>
+        <w:ind w:firstLine="480"/>
+      </w:pPr>
+      <w:r>
+        <w:rPr>
+          <w:rFonts w:hint="eastAsia"/>
+        </w:rPr>
+        <w:t>磨损、断裂</w:t>
+      </w:r>
+      <w:r>
+        <w:rPr>
+          <w:rFonts w:hint="eastAsia"/>
+        </w:rPr>
+        <w:t xml:space="preserve"> </w:t>
+      </w:r>
+      <w:r>
+        <w:t>→</w:t>
+      </w:r>
+      <w:r>
+        <w:rPr>
+          <w:rFonts w:hint="eastAsia"/>
+        </w:rPr>
+        <w:t xml:space="preserve"> </w:t>
+      </w:r>
+      <w:r>
+        <w:t>钢丝截面积变小</w:t>
+      </w:r>
+      <w:r>
+        <w:t xml:space="preserve"> → </w:t>
+      </w:r>
+      <w:r>
+        <w:t>电阻变大</w:t>
+      </w:r>
+      <w:r>
+        <w:t xml:space="preserve"> → </w:t>
+      </w:r>
+      <w:r>
+        <w:t>磁通量变化</w:t>
+      </w:r>
+      <w:r>
+        <w:t xml:space="preserve"> → </w:t>
+      </w:r>
+      <w:r>
+        <w:t>直接测出断丝、磨损、锈蚀</w:t>
+      </w:r>
+    </w:p>
+    <w:p>
+      <w:pPr>
+        <w:ind w:firstLine="480"/>
+      </w:pPr>
+      <w:r>
+        <w:rPr>
+          <w:rFonts w:hint="eastAsia"/>
+        </w:rPr>
+        <w:t>传感器：</w:t>
+      </w:r>
+    </w:p>
+    <w:p>
+      <w:pPr>
+        <w:ind w:firstLine="480"/>
+      </w:pPr>
+      <w:r>
+        <w:t>钢丝绳探伤仪传感器</w:t>
+      </w:r>
+      <w:r>
+        <w:rPr>
+          <w:rFonts w:hint="eastAsia"/>
+        </w:rPr>
+        <w:t>：</w:t>
+      </w:r>
+      <w:r>
+        <w:t>机房曳引轮出口处</w:t>
+      </w:r>
+    </w:p>
+    <w:p>
+      <w:pPr>
+        <w:pStyle w:val="1"/>
+      </w:pPr>
+      <w:r>
+        <w:rPr>
+          <w:rFonts w:hint="eastAsia"/>
+        </w:rPr>
+        <w:lastRenderedPageBreak/>
+        <w:t>桥箱</w:t>
       </w:r>
     </w:p>
     <w:p>
       <w:pPr>
         <w:pStyle w:val="2"/>
-      </w:pPr>
-      <w:r>
-        <w:rPr>
-          <w:rFonts w:hint="eastAsia"/>
-        </w:rPr>
-        <w:t>打滑</w:t>
+        <w:ind w:firstLine="600"/>
+      </w:pPr>
+      <w:r>
+        <w:rPr>
+          <w:rFonts w:hint="eastAsia"/>
+        </w:rPr>
+        <w:t>轿架振动</w:t>
       </w:r>
     </w:p>
     <w:p>
@@ -3392,18 +4283,31 @@
         <w:ind w:firstLine="480"/>
       </w:pPr>
       <w:r>
-        <w:t>曳引轮转速</w:t>
+        <w:t>系统垂直刚度下降</w:t>
       </w:r>
       <w:r>
         <w:t xml:space="preserve"> → </w:t>
       </w:r>
-      <w:proofErr w:type="gramStart"/>
-      <w:r>
-        <w:t>算理论绳</w:t>
-      </w:r>
-      <w:proofErr w:type="gramEnd"/>
-      <w:r>
-        <w:t>速</w:t>
+      <w:r>
+        <w:t>三阶固有频率降低</w:t>
+      </w:r>
+      <w:r>
+        <w:t xml:space="preserve"> → </w:t>
+      </w:r>
+      <w:r>
+        <w:t>轿架</w:t>
+      </w:r>
+      <w:r>
+        <w:t xml:space="preserve"> Z </w:t>
+      </w:r>
+      <w:r>
+        <w:t>轴振动特征异常</w:t>
+      </w:r>
+      <w:r>
+        <w:t xml:space="preserve"> → </w:t>
+      </w:r>
+      <w:r>
+        <w:t>判断轿架振动异常</w:t>
       </w:r>
     </w:p>
     <w:p>
@@ -3411,18 +4315,104 @@
         <w:ind w:firstLine="480"/>
       </w:pPr>
       <w:r>
-        <w:t>轿厢实际速度</w:t>
+        <w:t>传感器：</w:t>
+      </w:r>
+    </w:p>
+    <w:p>
+      <w:pPr>
+        <w:ind w:firstLine="480"/>
+      </w:pPr>
+      <w:r>
+        <w:t>三轴加速度传感器安装在轿架上梁</w:t>
+      </w:r>
+      <w:r>
+        <w:t xml:space="preserve"> / </w:t>
+      </w:r>
+      <w:r>
+        <w:t>下梁中心</w:t>
+      </w:r>
+    </w:p>
+    <w:p>
+      <w:pPr>
+        <w:ind w:firstLine="480"/>
+      </w:pPr>
+      <w:r>
+        <w:t xml:space="preserve">Z </w:t>
+      </w:r>
+      <w:r>
+        <w:t>轴：垂直电梯运行方向（主测）</w:t>
+      </w:r>
+    </w:p>
+    <w:p>
+      <w:pPr>
+        <w:ind w:firstLine="480"/>
+      </w:pPr>
+      <w:r>
+        <w:t xml:space="preserve">X/Y </w:t>
+      </w:r>
+      <w:r>
+        <w:t>轴：水平方向（辅助）</w:t>
+      </w:r>
+    </w:p>
+    <w:p>
+      <w:pPr>
+        <w:pStyle w:val="2"/>
+        <w:ind w:firstLine="600"/>
+      </w:pPr>
+      <w:r>
+        <w:rPr>
+          <w:rFonts w:hint="eastAsia"/>
+        </w:rPr>
+        <w:t>运行状态异常</w:t>
+      </w:r>
+    </w:p>
+    <w:p>
+      <w:pPr>
+        <w:ind w:firstLine="480"/>
+      </w:pPr>
+      <w:r>
+        <w:rPr>
+          <w:rFonts w:hint="eastAsia"/>
+        </w:rPr>
+        <w:t>原理：</w:t>
+      </w:r>
+    </w:p>
+    <w:p>
+      <w:pPr>
+        <w:ind w:firstLine="480"/>
+      </w:pPr>
+      <w:r>
+        <w:t>导靴</w:t>
+      </w:r>
+      <w:r>
+        <w:t xml:space="preserve"> / </w:t>
+      </w:r>
+      <w:r>
+        <w:t>安全钳摩擦、磨损</w:t>
       </w:r>
       <w:r>
         <w:t xml:space="preserve"> → </w:t>
       </w:r>
-      <w:proofErr w:type="gramStart"/>
-      <w:r>
-        <w:t>算实际绳</w:t>
-      </w:r>
-      <w:proofErr w:type="gramEnd"/>
-      <w:r>
-        <w:t>速</w:t>
+      <w:r>
+        <w:t>产生摩擦噪声</w:t>
+      </w:r>
+      <w:r>
+        <w:t xml:space="preserve"> → </w:t>
+      </w:r>
+      <w:r>
+        <w:t>麦克风采集声信号</w:t>
+      </w:r>
+      <w:r>
+        <w:t xml:space="preserve"> → </w:t>
+      </w:r>
+      <w:r>
+        <w:t>特征频带能量升高</w:t>
+      </w:r>
+      <w:r>
+        <w:t xml:space="preserve"> → </w:t>
+      </w:r>
+      <w:r>
+        <w:t>判断噪声异常</w:t>
       </w:r>
     </w:p>
     <w:p>
@@ -3430,13 +4420,25 @@
         <w:ind w:firstLine="480"/>
       </w:pPr>
       <w:r>
-        <w:t>两个速度不一致</w:t>
-      </w:r>
-      <w:r>
-        <w:t xml:space="preserve"> = </w:t>
-      </w:r>
-      <w:r>
-        <w:t>打滑</w:t>
+        <w:t>悬挂不均、导靴磨损、安装偏差</w:t>
+      </w:r>
+      <w:r>
+        <w:t xml:space="preserve"> → </w:t>
+      </w:r>
+      <w:r>
+        <w:t>轿厢倾斜</w:t>
+      </w:r>
+      <w:r>
+        <w:t xml:space="preserve"> → </w:t>
+      </w:r>
+      <w:r>
+        <w:t>倾角仪测量角度变化</w:t>
+      </w:r>
+      <w:r>
+        <w:t xml:space="preserve"> → </w:t>
+      </w:r>
+      <w:r>
+        <w:t>判断水平度异常</w:t>
       </w:r>
     </w:p>
     <w:p>
@@ -3455,10 +4457,29 @@
         <w:ind w:firstLine="480"/>
       </w:pPr>
       <w:r>
-        <w:rPr>
-          <w:rFonts w:hint="eastAsia"/>
-        </w:rPr>
-        <w:t>编码器</w:t>
+        <w:t>麦克风安装于轿架靠近导靴位置</w:t>
+      </w:r>
+    </w:p>
+    <w:p>
+      <w:pPr>
+        <w:ind w:firstLine="480"/>
+      </w:pPr>
+      <w:r>
+        <w:rPr>
+          <w:rFonts w:hint="eastAsia"/>
+        </w:rPr>
+        <w:t>指向式拾音，减少环境噪音</w:t>
+      </w:r>
+    </w:p>
+    <w:p>
+      <w:pPr>
+        <w:ind w:firstLine="480"/>
+      </w:pPr>
+      <w:r>
+        <w:rPr>
+          <w:rFonts w:hint="eastAsia"/>
+        </w:rPr>
+        <w:t>提取</w:t>
       </w:r>
       <w:r>
         <w:rPr>
@@ -3470,55 +4491,132 @@
         <w:rPr>
           <w:rFonts w:hint="eastAsia"/>
         </w:rPr>
-        <w:t>：装在</w:t>
-      </w:r>
-      <w:r>
-        <w:rPr>
-          <w:rFonts w:hint="eastAsia"/>
-        </w:rPr>
-        <w:t xml:space="preserve"> </w:t>
-      </w:r>
-      <w:r>
-        <w:rPr>
-          <w:rFonts w:hint="eastAsia"/>
-        </w:rPr>
-        <w:t>曳引电机轴</w:t>
-      </w:r>
-      <w:r>
-        <w:rPr>
-          <w:rFonts w:hint="eastAsia"/>
-        </w:rPr>
+        <w:t>–</w:t>
+      </w:r>
+      <w:r>
+        <w:rPr>
+          <w:rFonts w:hint="eastAsia"/>
+        </w:rPr>
+        <w:t xml:space="preserve">5kHz </w:t>
+      </w:r>
+      <w:r>
+        <w:rPr>
+          <w:rFonts w:hint="eastAsia"/>
+        </w:rPr>
+        <w:t>摩擦特征频段</w:t>
+      </w:r>
+    </w:p>
+    <w:p>
+      <w:pPr>
+        <w:ind w:firstLine="480"/>
+      </w:pPr>
+      <w:r>
+        <w:rPr>
+          <w:rFonts w:hint="eastAsia"/>
+        </w:rPr>
+        <w:t>与加速度信号同步验证，排除无关噪音</w:t>
+      </w:r>
+    </w:p>
+    <w:p>
+      <w:pPr>
+        <w:ind w:firstLine="480"/>
+      </w:pPr>
+      <w:r>
+        <w:t>倾角仪安装于轿架中心</w:t>
+      </w:r>
+    </w:p>
+    <w:p>
+      <w:pPr>
+        <w:ind w:firstLine="480"/>
+      </w:pPr>
+      <w:r>
+        <w:rPr>
+          <w:rFonts w:hint="eastAsia"/>
+        </w:rPr>
+        <w:t>采用动态倾角传感器，过滤运动加速度</w:t>
+      </w:r>
+    </w:p>
+    <w:p>
+      <w:pPr>
+        <w:ind w:firstLine="480"/>
+      </w:pPr>
+      <w:r>
+        <w:rPr>
+          <w:rFonts w:hint="eastAsia"/>
+        </w:rPr>
+        <w:t>仅在匀速段采集角度</w:t>
+      </w:r>
+    </w:p>
+    <w:p>
+      <w:pPr>
+        <w:ind w:firstLine="480"/>
+      </w:pPr>
+      <w:r>
+        <w:rPr>
+          <w:rFonts w:hint="eastAsia"/>
+        </w:rPr>
+        <w:t>长期均值判断，排除瞬时晃动</w:t>
+      </w:r>
+    </w:p>
+    <w:p>
+      <w:pPr>
+        <w:pStyle w:val="2"/>
+        <w:ind w:firstLine="600"/>
+      </w:pPr>
+      <w:r>
+        <w:rPr>
+          <w:rFonts w:hint="eastAsia"/>
+        </w:rPr>
+        <w:t>平稳度异常</w:t>
+      </w:r>
+    </w:p>
+    <w:p>
+      <w:pPr>
+        <w:ind w:firstLine="480"/>
+      </w:pPr>
+      <w:r>
+        <w:rPr>
+          <w:rFonts w:hint="eastAsia"/>
+        </w:rPr>
+        <w:t>原理：</w:t>
+      </w:r>
+    </w:p>
+    <w:p>
+      <w:pPr>
+        <w:ind w:firstLine="480"/>
+      </w:pPr>
+      <w:r>
+        <w:t>导靴磨损</w:t>
+      </w:r>
+      <w:r>
         <w:t xml:space="preserve"> / </w:t>
       </w:r>
       <w:r>
-        <w:rPr>
-          <w:rFonts w:hint="eastAsia"/>
-        </w:rPr>
-        <w:t>曳引轮轴</w:t>
-      </w:r>
-      <w:r>
-        <w:rPr>
-          <w:rFonts w:hint="eastAsia"/>
-        </w:rPr>
-        <w:t xml:space="preserve"> </w:t>
-      </w:r>
-      <w:r>
-        <w:rPr>
-          <w:rFonts w:hint="eastAsia"/>
-        </w:rPr>
-        <w:t>→</w:t>
-      </w:r>
-      <w:r>
-        <w:rPr>
-          <w:rFonts w:hint="eastAsia"/>
-        </w:rPr>
-        <w:t xml:space="preserve"> </w:t>
-      </w:r>
-      <w:r>
-        <w:rPr>
-          <w:rFonts w:hint="eastAsia"/>
-        </w:rPr>
-        <w:t>测曳引轮转速</w:t>
+        <w:t>导轨变形</w:t>
+      </w:r>
+      <w:r>
+        <w:t xml:space="preserve"> / </w:t>
+      </w:r>
+      <w:r>
+        <w:t>接头不平</w:t>
+      </w:r>
+      <w:r>
+        <w:t xml:space="preserve"> → </w:t>
+      </w:r>
+      <w:r>
+        <w:t>水平冲击加剧</w:t>
+      </w:r>
+      <w:r>
+        <w:t xml:space="preserve"> → X/Y </w:t>
+      </w:r>
+      <w:r>
+        <w:t>方向振动幅值上升、冲击增多</w:t>
+      </w:r>
+      <w:r>
+        <w:t xml:space="preserve"> → </w:t>
+      </w:r>
+      <w:r>
+        <w:t>判断平稳度异常</w:t>
       </w:r>
     </w:p>
     <w:p>
@@ -3529,83 +4627,7 @@
         <w:rPr>
           <w:rFonts w:hint="eastAsia"/>
         </w:rPr>
-        <w:t>编码器</w:t>
-      </w:r>
-      <w:r>
-        <w:rPr>
-          <w:rFonts w:hint="eastAsia"/>
-        </w:rPr>
-        <w:t xml:space="preserve"> 2</w:t>
-      </w:r>
-      <w:r>
-        <w:rPr>
-          <w:rFonts w:hint="eastAsia"/>
-        </w:rPr>
-        <w:t>：装在</w:t>
-      </w:r>
-      <w:r>
-        <w:rPr>
-          <w:rFonts w:hint="eastAsia"/>
-        </w:rPr>
-        <w:t xml:space="preserve"> </w:t>
-      </w:r>
-      <w:r>
-        <w:rPr>
-          <w:rFonts w:hint="eastAsia"/>
-        </w:rPr>
-        <w:t>轿厢导轨</w:t>
-      </w:r>
-      <w:r>
-        <w:rPr>
-          <w:rFonts w:hint="eastAsia"/>
-        </w:rPr>
-        <w:t xml:space="preserve"> / </w:t>
-      </w:r>
-      <w:proofErr w:type="gramStart"/>
-      <w:r>
-        <w:rPr>
-          <w:rFonts w:hint="eastAsia"/>
-        </w:rPr>
-        <w:t>轿底</w:t>
-      </w:r>
-      <w:proofErr w:type="gramEnd"/>
-      <w:r>
-        <w:rPr>
-          <w:rFonts w:hint="eastAsia"/>
-        </w:rPr>
-        <w:t xml:space="preserve"> </w:t>
-      </w:r>
-      <w:r>
-        <w:rPr>
-          <w:rFonts w:hint="eastAsia"/>
-        </w:rPr>
-        <w:t>→</w:t>
-      </w:r>
-      <w:r>
-        <w:rPr>
-          <w:rFonts w:hint="eastAsia"/>
-        </w:rPr>
-        <w:t xml:space="preserve"> </w:t>
-      </w:r>
-      <w:r>
-        <w:rPr>
-          <w:rFonts w:hint="eastAsia"/>
-        </w:rPr>
-        <w:t>测轿厢实际速度</w:t>
-      </w:r>
-    </w:p>
-    <w:p>
-      <w:pPr>
-        <w:pStyle w:val="2"/>
-      </w:pPr>
-      <w:r>
-        <w:t xml:space="preserve"> </w:t>
-      </w:r>
-      <w:r>
-        <w:rPr>
-          <w:rFonts w:hint="eastAsia"/>
-        </w:rPr>
-        <w:t>磨损、断裂</w:t>
+        <w:t>传感器：</w:t>
       </w:r>
     </w:p>
     <w:p>
@@ -3613,10 +4635,7 @@
         <w:ind w:firstLine="480"/>
       </w:pPr>
       <w:r>
-        <w:rPr>
-          <w:rFonts w:hint="eastAsia"/>
-        </w:rPr>
-        <w:t>原理：</w:t>
+        <w:t>三轴加速度传感器安装在轿架</w:t>
       </w:r>
     </w:p>
     <w:p>
@@ -3624,22 +4643,16 @@
         <w:ind w:firstLine="480"/>
       </w:pPr>
       <w:r>
-        <w:t>振动测不到</w:t>
-      </w:r>
-      <w:r>
-        <w:t xml:space="preserve"> “</w:t>
-      </w:r>
-      <w:r>
-        <w:t>内部断丝、局部磨损</w:t>
-      </w:r>
-      <w:r>
-        <w:t>”</w:t>
-      </w:r>
-      <w:r>
-        <w:rPr>
-          <w:rFonts w:hint="eastAsia"/>
-        </w:rPr>
-        <w:t>，震动能识别到已经晚了</w:t>
+        <w:t xml:space="preserve">X </w:t>
+      </w:r>
+      <w:r>
+        <w:t>轴、</w:t>
+      </w:r>
+      <w:r>
+        <w:t xml:space="preserve">Y </w:t>
+      </w:r>
+      <w:r>
+        <w:t>轴：水平方向（主测晃动）</w:t>
       </w:r>
     </w:p>
     <w:p>
@@ -3647,46 +4660,21 @@
         <w:ind w:firstLine="480"/>
       </w:pPr>
       <w:r>
-        <w:rPr>
-          <w:rFonts w:hint="eastAsia"/>
-        </w:rPr>
-        <w:t>磨损、断裂</w:t>
-      </w:r>
-      <w:r>
-        <w:rPr>
-          <w:rFonts w:hint="eastAsia"/>
-        </w:rPr>
-        <w:t xml:space="preserve"> </w:t>
-      </w:r>
-      <w:r>
-        <w:t>→</w:t>
-      </w:r>
-      <w:r>
-        <w:rPr>
-          <w:rFonts w:hint="eastAsia"/>
-        </w:rPr>
-        <w:t xml:space="preserve"> </w:t>
-      </w:r>
-      <w:r>
-        <w:t>钢丝截面积变小</w:t>
-      </w:r>
-      <w:r>
-        <w:t xml:space="preserve"> → </w:t>
-      </w:r>
-      <w:r>
-        <w:t>电阻变大</w:t>
-      </w:r>
-      <w:r>
-        <w:t xml:space="preserve"> → </w:t>
-      </w:r>
-      <w:r>
-        <w:t>磁通量变化</w:t>
-      </w:r>
-      <w:r>
-        <w:t xml:space="preserve"> → </w:t>
-      </w:r>
-      <w:r>
-        <w:t>直接测出断丝、磨损、锈蚀</w:t>
+        <w:t xml:space="preserve">Z </w:t>
+      </w:r>
+      <w:r>
+        <w:t>轴：垂直方向（参考）</w:t>
+      </w:r>
+    </w:p>
+    <w:p>
+      <w:pPr>
+        <w:pStyle w:val="1"/>
+      </w:pPr>
+      <w:r>
+        <w:rPr>
+          <w:rFonts w:hint="eastAsia"/>
+        </w:rPr>
+        <w:t>不可行部分</w:t>
       </w:r>
     </w:p>
     <w:p>
@@ -3697,567 +4685,16 @@
         <w:rPr>
           <w:rFonts w:hint="eastAsia"/>
         </w:rPr>
-        <w:t>传感器：</w:t>
-      </w:r>
-    </w:p>
-    <w:p>
-      <w:pPr>
-        <w:ind w:firstLine="480"/>
-      </w:pPr>
-      <w:r>
-        <w:t>钢丝绳探伤仪传感器</w:t>
-      </w:r>
-      <w:r>
-        <w:rPr>
-          <w:rFonts w:hint="eastAsia"/>
-        </w:rPr>
-        <w:t>：</w:t>
-      </w:r>
-      <w:r>
-        <w:t>机房曳引轮出口处</w:t>
-      </w:r>
-    </w:p>
-    <w:p>
-      <w:pPr>
-        <w:pStyle w:val="1"/>
-      </w:pPr>
-      <w:r>
-        <w:rPr>
-          <w:rFonts w:hint="eastAsia"/>
-        </w:rPr>
-        <w:t>桥箱</w:t>
-      </w:r>
-    </w:p>
-    <w:p>
-      <w:pPr>
-        <w:pStyle w:val="2"/>
-      </w:pPr>
-      <w:proofErr w:type="gramStart"/>
-      <w:r>
-        <w:rPr>
-          <w:rFonts w:hint="eastAsia"/>
-        </w:rPr>
-        <w:t>轿架振动</w:t>
-      </w:r>
-      <w:proofErr w:type="gramEnd"/>
-    </w:p>
-    <w:p>
-      <w:pPr>
-        <w:ind w:firstLine="480"/>
-      </w:pPr>
-      <w:r>
-        <w:rPr>
-          <w:rFonts w:hint="eastAsia"/>
-        </w:rPr>
-        <w:t>原理：</w:t>
-      </w:r>
-    </w:p>
-    <w:p>
-      <w:pPr>
-        <w:ind w:firstLine="480"/>
-      </w:pPr>
-      <w:r>
-        <w:t>系统垂直刚度下降</w:t>
-      </w:r>
-      <w:r>
-        <w:t xml:space="preserve"> → </w:t>
-      </w:r>
-      <w:r>
-        <w:t>三阶固有频率降低</w:t>
-      </w:r>
-      <w:r>
-        <w:t xml:space="preserve"> → </w:t>
-      </w:r>
-      <w:proofErr w:type="gramStart"/>
-      <w:r>
-        <w:t>轿架</w:t>
-      </w:r>
-      <w:proofErr w:type="gramEnd"/>
-      <w:r>
-        <w:t xml:space="preserve"> Z </w:t>
-      </w:r>
-      <w:r>
-        <w:t>轴振动特征异常</w:t>
-      </w:r>
-      <w:r>
-        <w:t xml:space="preserve"> → </w:t>
-      </w:r>
-      <w:proofErr w:type="gramStart"/>
-      <w:r>
-        <w:t>判断轿架振动</w:t>
-      </w:r>
-      <w:proofErr w:type="gramEnd"/>
-      <w:r>
-        <w:t>异常</w:t>
-      </w:r>
-    </w:p>
-    <w:p>
-      <w:pPr>
-        <w:ind w:firstLine="480"/>
-      </w:pPr>
-      <w:r>
-        <w:t>传感器：</w:t>
-      </w:r>
-    </w:p>
-    <w:p>
-      <w:pPr>
-        <w:ind w:firstLine="480"/>
-      </w:pPr>
-      <w:r>
-        <w:t>三轴加速度传感器安装</w:t>
-      </w:r>
-      <w:proofErr w:type="gramStart"/>
-      <w:r>
-        <w:t>在轿架上梁</w:t>
-      </w:r>
-      <w:proofErr w:type="gramEnd"/>
-      <w:r>
-        <w:t xml:space="preserve"> / </w:t>
-      </w:r>
-      <w:r>
-        <w:t>下梁中心</w:t>
-      </w:r>
-    </w:p>
-    <w:p>
-      <w:pPr>
-        <w:ind w:firstLine="480"/>
-      </w:pPr>
-      <w:r>
-        <w:t xml:space="preserve">Z </w:t>
-      </w:r>
-      <w:r>
-        <w:t>轴：垂直电梯运行方向（主测）</w:t>
-      </w:r>
-    </w:p>
-    <w:p>
-      <w:pPr>
-        <w:ind w:firstLine="480"/>
-        <w:rPr>
-          <w:rFonts w:hint="eastAsia"/>
-        </w:rPr>
-      </w:pPr>
-      <w:r>
-        <w:t xml:space="preserve">X/Y </w:t>
-      </w:r>
-      <w:r>
-        <w:t>轴：水平方向（辅助）</w:t>
-      </w:r>
-    </w:p>
-    <w:p>
-      <w:pPr>
-        <w:pStyle w:val="2"/>
-      </w:pPr>
-      <w:r>
-        <w:rPr>
-          <w:rFonts w:hint="eastAsia"/>
-        </w:rPr>
-        <w:t>运行状态异常</w:t>
-      </w:r>
-    </w:p>
-    <w:p>
-      <w:pPr>
-        <w:ind w:firstLine="480"/>
-      </w:pPr>
-      <w:r>
-        <w:rPr>
-          <w:rFonts w:hint="eastAsia"/>
-        </w:rPr>
-        <w:t>原理：</w:t>
-      </w:r>
-    </w:p>
-    <w:p>
-      <w:pPr>
-        <w:ind w:firstLine="480"/>
-      </w:pPr>
-      <w:proofErr w:type="gramStart"/>
-      <w:r>
-        <w:t>导靴</w:t>
-      </w:r>
-      <w:proofErr w:type="gramEnd"/>
-      <w:r>
-        <w:t xml:space="preserve"> / </w:t>
-      </w:r>
-      <w:r>
-        <w:t>安全</w:t>
-      </w:r>
-      <w:proofErr w:type="gramStart"/>
-      <w:r>
-        <w:t>钳</w:t>
-      </w:r>
-      <w:proofErr w:type="gramEnd"/>
-      <w:r>
-        <w:t>摩擦、磨损</w:t>
-      </w:r>
-      <w:r>
-        <w:t xml:space="preserve"> → </w:t>
-      </w:r>
-      <w:r>
-        <w:t>产生摩擦噪声</w:t>
-      </w:r>
-      <w:r>
-        <w:t xml:space="preserve"> → </w:t>
-      </w:r>
-      <w:r>
-        <w:t>麦克风</w:t>
-      </w:r>
-      <w:proofErr w:type="gramStart"/>
-      <w:r>
-        <w:t>采集声</w:t>
-      </w:r>
-      <w:proofErr w:type="gramEnd"/>
-      <w:r>
-        <w:t>信号</w:t>
-      </w:r>
-      <w:r>
-        <w:t xml:space="preserve"> → </w:t>
-      </w:r>
-      <w:r>
-        <w:t>特征频带能量升高</w:t>
-      </w:r>
-      <w:r>
-        <w:t xml:space="preserve"> → </w:t>
-      </w:r>
-      <w:r>
-        <w:t>判断噪声异常</w:t>
-      </w:r>
-    </w:p>
-    <w:p>
-      <w:pPr>
-        <w:ind w:firstLine="480"/>
-      </w:pPr>
-      <w:r>
-        <w:t>悬挂不均、</w:t>
-      </w:r>
-      <w:proofErr w:type="gramStart"/>
-      <w:r>
-        <w:t>导靴磨损</w:t>
-      </w:r>
-      <w:proofErr w:type="gramEnd"/>
-      <w:r>
-        <w:t>、安装偏差</w:t>
-      </w:r>
-      <w:r>
-        <w:t xml:space="preserve"> → </w:t>
-      </w:r>
-      <w:r>
-        <w:t>轿厢倾斜</w:t>
-      </w:r>
-      <w:r>
-        <w:t xml:space="preserve"> → </w:t>
-      </w:r>
-      <w:r>
-        <w:t>倾角仪测量角度变化</w:t>
-      </w:r>
-      <w:r>
-        <w:t xml:space="preserve"> → </w:t>
-      </w:r>
-      <w:proofErr w:type="gramStart"/>
-      <w:r>
-        <w:t>判断水</w:t>
-      </w:r>
-      <w:proofErr w:type="gramEnd"/>
-      <w:r>
-        <w:t>平度异常</w:t>
-      </w:r>
-    </w:p>
-    <w:p>
-      <w:pPr>
-        <w:ind w:firstLine="480"/>
-      </w:pPr>
-      <w:r>
-        <w:rPr>
-          <w:rFonts w:hint="eastAsia"/>
-        </w:rPr>
-        <w:lastRenderedPageBreak/>
-        <w:t>传感器：</w:t>
-      </w:r>
-    </w:p>
-    <w:p>
-      <w:pPr>
-        <w:ind w:firstLine="480"/>
-      </w:pPr>
-      <w:r>
-        <w:t>麦克风安装</w:t>
-      </w:r>
-      <w:proofErr w:type="gramStart"/>
-      <w:r>
-        <w:t>于轿架靠近导靴</w:t>
-      </w:r>
-      <w:proofErr w:type="gramEnd"/>
-      <w:r>
-        <w:t>位置</w:t>
-      </w:r>
-    </w:p>
-    <w:p>
-      <w:pPr>
-        <w:ind w:firstLine="480"/>
-        <w:rPr>
-          <w:rFonts w:hint="eastAsia"/>
-        </w:rPr>
-      </w:pPr>
-      <w:r>
-        <w:rPr>
-          <w:rFonts w:hint="eastAsia"/>
-        </w:rPr>
-        <w:t>指向式拾音，减少环境噪音</w:t>
-      </w:r>
-    </w:p>
-    <w:p>
-      <w:pPr>
-        <w:ind w:firstLine="480"/>
-        <w:rPr>
-          <w:rFonts w:hint="eastAsia"/>
-        </w:rPr>
-      </w:pPr>
-      <w:r>
-        <w:rPr>
-          <w:rFonts w:hint="eastAsia"/>
-        </w:rPr>
-        <w:t>提取</w:t>
-      </w:r>
-      <w:r>
-        <w:rPr>
-          <w:rFonts w:hint="eastAsia"/>
-        </w:rPr>
-        <w:t xml:space="preserve"> 1</w:t>
-      </w:r>
-      <w:r>
-        <w:rPr>
-          <w:rFonts w:hint="eastAsia"/>
-        </w:rPr>
-        <w:t>–</w:t>
-      </w:r>
-      <w:r>
-        <w:rPr>
-          <w:rFonts w:hint="eastAsia"/>
-        </w:rPr>
-        <w:t xml:space="preserve">5kHz </w:t>
-      </w:r>
-      <w:r>
-        <w:rPr>
-          <w:rFonts w:hint="eastAsia"/>
-        </w:rPr>
-        <w:t>摩擦特征频段</w:t>
-      </w:r>
-    </w:p>
-    <w:p>
-      <w:pPr>
-        <w:ind w:firstLine="480"/>
-      </w:pPr>
-      <w:r>
-        <w:rPr>
-          <w:rFonts w:hint="eastAsia"/>
-        </w:rPr>
-        <w:t>与加速度信号同步验证，排除无关噪音</w:t>
-      </w:r>
-    </w:p>
-    <w:p>
-      <w:pPr>
-        <w:ind w:firstLine="480"/>
-      </w:pPr>
-      <w:r>
-        <w:t>倾角仪安装</w:t>
-      </w:r>
-      <w:proofErr w:type="gramStart"/>
-      <w:r>
-        <w:t>于轿架</w:t>
-      </w:r>
-      <w:proofErr w:type="gramEnd"/>
-      <w:r>
-        <w:t>中心</w:t>
-      </w:r>
-    </w:p>
-    <w:p>
-      <w:pPr>
-        <w:ind w:firstLine="480"/>
-        <w:rPr>
-          <w:rFonts w:hint="eastAsia"/>
-        </w:rPr>
-      </w:pPr>
-      <w:r>
-        <w:rPr>
-          <w:rFonts w:hint="eastAsia"/>
-        </w:rPr>
-        <w:t>采用动态倾角传感器，过滤运动加速度</w:t>
-      </w:r>
-    </w:p>
-    <w:p>
-      <w:pPr>
-        <w:ind w:firstLine="480"/>
-        <w:rPr>
-          <w:rFonts w:hint="eastAsia"/>
-        </w:rPr>
-      </w:pPr>
-      <w:r>
-        <w:rPr>
-          <w:rFonts w:hint="eastAsia"/>
-        </w:rPr>
-        <w:t>仅在匀速段采集角度</w:t>
-      </w:r>
-    </w:p>
-    <w:p>
-      <w:pPr>
-        <w:ind w:firstLine="480"/>
-        <w:rPr>
-          <w:rFonts w:hint="eastAsia"/>
-        </w:rPr>
-      </w:pPr>
-      <w:r>
-        <w:rPr>
-          <w:rFonts w:hint="eastAsia"/>
-        </w:rPr>
-        <w:t>长期均值判断，排除瞬时晃动</w:t>
-      </w:r>
-    </w:p>
-    <w:p>
-      <w:pPr>
-        <w:pStyle w:val="2"/>
-      </w:pPr>
-      <w:r>
-        <w:rPr>
-          <w:rFonts w:hint="eastAsia"/>
-        </w:rPr>
-        <w:t>平稳度异常</w:t>
-      </w:r>
-    </w:p>
-    <w:p>
-      <w:pPr>
-        <w:ind w:firstLine="480"/>
-      </w:pPr>
-      <w:r>
-        <w:rPr>
-          <w:rFonts w:hint="eastAsia"/>
-        </w:rPr>
-        <w:t>原理：</w:t>
-      </w:r>
-    </w:p>
-    <w:p>
-      <w:pPr>
-        <w:ind w:firstLine="480"/>
-      </w:pPr>
-      <w:proofErr w:type="gramStart"/>
-      <w:r>
-        <w:t>导靴磨损</w:t>
-      </w:r>
-      <w:proofErr w:type="gramEnd"/>
-      <w:r>
-        <w:t xml:space="preserve"> / </w:t>
-      </w:r>
-      <w:r>
-        <w:t>导轨变形</w:t>
-      </w:r>
-      <w:r>
-        <w:t xml:space="preserve"> / </w:t>
-      </w:r>
-      <w:r>
-        <w:t>接头不平</w:t>
-      </w:r>
-      <w:r>
-        <w:t xml:space="preserve"> → </w:t>
-      </w:r>
-      <w:r>
-        <w:t>水平冲击加剧</w:t>
-      </w:r>
-      <w:r>
-        <w:t xml:space="preserve"> → X/Y </w:t>
-      </w:r>
-      <w:r>
-        <w:t>方向振动幅值上升、冲击增多</w:t>
-      </w:r>
-      <w:r>
-        <w:t xml:space="preserve"> → </w:t>
-      </w:r>
-      <w:proofErr w:type="gramStart"/>
-      <w:r>
-        <w:t>判断平稳</w:t>
-      </w:r>
-      <w:proofErr w:type="gramEnd"/>
-      <w:r>
-        <w:t>度异常</w:t>
-      </w:r>
-    </w:p>
-    <w:p>
-      <w:pPr>
-        <w:ind w:firstLine="480"/>
-      </w:pPr>
-      <w:r>
-        <w:rPr>
-          <w:rFonts w:hint="eastAsia"/>
-        </w:rPr>
-        <w:t>传感器：</w:t>
-      </w:r>
-    </w:p>
-    <w:p>
-      <w:pPr>
-        <w:ind w:firstLine="480"/>
-      </w:pPr>
-      <w:r>
-        <w:t>三轴加速度传感器安装在轿架</w:t>
-      </w:r>
-    </w:p>
-    <w:p>
-      <w:pPr>
-        <w:ind w:firstLine="480"/>
-      </w:pPr>
-      <w:r>
-        <w:t xml:space="preserve">X </w:t>
-      </w:r>
-      <w:r>
-        <w:t>轴、</w:t>
-      </w:r>
-      <w:r>
-        <w:t xml:space="preserve">Y </w:t>
-      </w:r>
-      <w:r>
-        <w:t>轴：水平方向（主测晃动）</w:t>
-      </w:r>
-    </w:p>
-    <w:p>
-      <w:pPr>
-        <w:ind w:firstLine="480"/>
-        <w:rPr>
-          <w:rFonts w:hint="eastAsia"/>
-        </w:rPr>
-      </w:pPr>
-      <w:r>
-        <w:t xml:space="preserve">Z </w:t>
-      </w:r>
-      <w:r>
-        <w:t>轴：垂直方向（参考）</w:t>
-      </w:r>
-    </w:p>
-    <w:p>
-      <w:pPr>
-        <w:pStyle w:val="1"/>
-      </w:pPr>
-      <w:r>
-        <w:rPr>
-          <w:rFonts w:hint="eastAsia"/>
-        </w:rPr>
-        <w:t>不可行部分</w:t>
-      </w:r>
-    </w:p>
-    <w:p>
-      <w:pPr>
-        <w:ind w:firstLine="480"/>
-        <w:rPr>
-          <w:rFonts w:hint="eastAsia"/>
-        </w:rPr>
-      </w:pPr>
-      <w:r>
-        <w:rPr>
-          <w:rFonts w:hint="eastAsia"/>
-        </w:rPr>
         <w:t>所有添加均必要，如不能满足则不可行</w:t>
       </w:r>
     </w:p>
     <w:sectPr>
-      <w:headerReference w:type="even" r:id="rId7"/>
-      <w:headerReference w:type="default" r:id="rId8"/>
-      <w:footerReference w:type="even" r:id="rId9"/>
-      <w:footerReference w:type="default" r:id="rId10"/>
-      <w:headerReference w:type="first" r:id="rId11"/>
-      <w:footerReference w:type="first" r:id="rId12"/>
+      <w:headerReference w:type="even" r:id="rId13"/>
+      <w:headerReference w:type="default" r:id="rId14"/>
+      <w:footerReference w:type="even" r:id="rId15"/>
+      <w:footerReference w:type="default" r:id="rId16"/>
+      <w:headerReference w:type="first" r:id="rId17"/>
+      <w:footerReference w:type="first" r:id="rId18"/>
       <w:pgSz w:w="11906" w:h="16838"/>
       <w:pgMar w:top="1440" w:right="1800" w:bottom="1440" w:left="1800" w:header="851" w:footer="992" w:gutter="0"/>
       <w:cols w:space="425"/>
@@ -5571,13 +6008,13 @@
     <w:next w:val="a0"/>
     <w:link w:val="20"/>
     <w:qFormat/>
-    <w:rsid w:val="008B2179"/>
+    <w:rsid w:val="00590701"/>
     <w:pPr>
       <w:numPr>
         <w:ilvl w:val="1"/>
       </w:numPr>
       <w:spacing w:line="240" w:lineRule="auto"/>
-      <w:ind w:left="0" w:firstLine="0"/>
+      <w:ind w:left="0" w:firstLineChars="200" w:firstLine="200"/>
       <w:jc w:val="both"/>
       <w:outlineLvl w:val="1"/>
     </w:pPr>
@@ -5711,6 +6148,7 @@
   <w:style w:type="character" w:default="1" w:styleId="a1">
     <w:name w:val="Default Paragraph Font"/>
     <w:uiPriority w:val="1"/>
+    <w:semiHidden/>
     <w:unhideWhenUsed/>
   </w:style>
   <w:style w:type="table" w:default="1" w:styleId="a2">
@@ -5753,7 +6191,7 @@
     <w:name w:val="标题 2 字符"/>
     <w:basedOn w:val="a1"/>
     <w:link w:val="2"/>
-    <w:rsid w:val="008B2179"/>
+    <w:rsid w:val="00590701"/>
     <w:rPr>
       <w:rFonts w:ascii="Times New Roman" w:eastAsia="宋体" w:hAnsi="Times New Roman" w:cs="Times New Roman"/>
       <w:snapToGrid w:val="0"/>
@@ -6195,6 +6633,42 @@
       </w:tblBorders>
     </w:tblPr>
   </w:style>
+  <w:style w:type="character" w:styleId="af5">
+    <w:name w:val="Placeholder Text"/>
+    <w:basedOn w:val="a1"/>
+    <w:uiPriority w:val="99"/>
+    <w:semiHidden/>
+    <w:rsid w:val="00BA3CD3"/>
+    <w:rPr>
+      <w:color w:val="666666"/>
+    </w:rPr>
+  </w:style>
+  <w:style w:type="paragraph" w:customStyle="1" w:styleId="MTDisplayEquation">
+    <w:name w:val="MTDisplayEquation"/>
+    <w:basedOn w:val="a0"/>
+    <w:next w:val="a0"/>
+    <w:link w:val="MTDisplayEquation0"/>
+    <w:rsid w:val="00BA3CD3"/>
+    <w:pPr>
+      <w:tabs>
+        <w:tab w:val="center" w:pos="4160"/>
+        <w:tab w:val="right" w:pos="8300"/>
+      </w:tabs>
+      <w:ind w:firstLine="480"/>
+    </w:pPr>
+  </w:style>
+  <w:style w:type="character" w:customStyle="1" w:styleId="MTDisplayEquation0">
+    <w:name w:val="MTDisplayEquation 字符"/>
+    <w:basedOn w:val="a1"/>
+    <w:link w:val="MTDisplayEquation"/>
+    <w:rsid w:val="00BA3CD3"/>
+    <w:rPr>
+      <w:rFonts w:ascii="Times New Roman" w:eastAsia="宋体" w:hAnsi="Times New Roman" w:cs="Times New Roman"/>
+      <w:sz w:val="24"/>
+      <w:szCs w:val="21"/>
+      <w14:ligatures w14:val="none"/>
+    </w:rPr>
+  </w:style>
 </w:styles>
 </file>
 
